--- a/episodes/The_Dark_Rise_Episode_53.docx
+++ b/episodes/The_Dark_Rise_Episode_53.docx
@@ -140,20 +140,7 @@
     </w:p>
     <w:p>
       <w:pPr>
-        <w:spacing w:after="0" w:line="360"/>
-      </w:pPr>
-      <w:r>
-        <w:rPr>
-          <w:rFonts w:ascii="Georgia" w:hAnsi="Georgia" w:cs="Georgia"/>
-          <w:sz w:val="24"/>
-          <w:szCs w:val="24"/>
-        </w:rPr>
-        <w:t xml:space="preserve"/>
-      </w:r>
-    </w:p>
-    <w:p>
-      <w:pPr>
-        <w:spacing w:after="60" w:line="360"/>
+        <w:spacing w:after="60" w:line="360" w:before="480"/>
         <w:ind w:firstLine="360"/>
       </w:pPr>
       <w:r>
@@ -265,20 +252,7 @@
     </w:p>
     <w:p>
       <w:pPr>
-        <w:spacing w:after="0" w:line="360"/>
-      </w:pPr>
-      <w:r>
-        <w:rPr>
-          <w:rFonts w:ascii="Georgia" w:hAnsi="Georgia" w:cs="Georgia"/>
-          <w:sz w:val="24"/>
-          <w:szCs w:val="24"/>
-        </w:rPr>
-        <w:t xml:space="preserve"/>
-      </w:r>
-    </w:p>
-    <w:p>
-      <w:pPr>
-        <w:spacing w:after="60" w:line="360"/>
+        <w:spacing w:after="60" w:line="360" w:before="480"/>
         <w:ind w:firstLine="360"/>
       </w:pPr>
       <w:r>
@@ -386,19 +360,6 @@
           <w:szCs w:val="24"/>
         </w:rPr>
         <w:t xml:space="preserve">In Oso, the entity felt her unease reach it faintly across the distance the way it now felt most of Idoro's larger currents without needing to search for them, and found itself, for the first time in this long season, wishing it could offer her more than patience in return. Two years, it thought, turning the number over the way Osadebe had. Two years was longer than the entity itself had known the boy existed. Whatever this House wanted from Idoro, it had wanted it before Chibundu ever drew his first breath, and that fact alone told the entity the ambush at the boundary had never been the beginning of anything. It had only been the first move either side had let the other one see.</w:t>
-      </w:r>
-    </w:p>
-    <w:p>
-      <w:pPr>
-        <w:spacing w:after="0" w:line="360"/>
-      </w:pPr>
-      <w:r>
-        <w:rPr>
-          <w:rFonts w:ascii="Georgia" w:hAnsi="Georgia" w:cs="Georgia"/>
-          <w:sz w:val="24"/>
-          <w:szCs w:val="24"/>
-        </w:rPr>
-        <w:t xml:space="preserve"/>
       </w:r>
     </w:p>
     <w:sectPr>
